--- a/pr-preview/pr-275/chapters/summary-tracked-changes.docx
+++ b/pr-preview/pr-275/chapters/summary-tracked-changes.docx
@@ -16,7 +16,7 @@
       </w:pPr>
       <w:del w:id="1" w:author="PR Preview" w:date="2026-01-01T00:00:00Z">
         <w:r>
-          <w:delText xml:space="preserve">Last modified: 2026-10-18 14:45:14 (PDT)</w:delText>
+          <w:delText xml:space="preserve">Last modified: 2026-10-18 23:56:20 (PDT)</w:delText>
         </w:r>
       </w:del>
     </w:p>
@@ -26,7 +26,7 @@
       </w:pPr>
       <w:ins w:id="2" w:author="PR Preview" w:date="2026-01-01T00:00:00Z">
         <w:r>
-          <w:t xml:space="preserve">Last modified: 2026-10-18 16:43:32 (PDT)</w:t>
+          <w:t xml:space="preserve">Last modified: 2026-10-19 00:02:51 (PDT)</w:t>
         </w:r>
       </w:ins>
     </w:p>
@@ -770,7 +770,7 @@
       </w:r>
     </w:p>
     <w:bookmarkEnd w:id="29"/>
-    <w:bookmarkStart w:id="38" w:name="claims-and-evidence"/>
+    <w:bookmarkStart w:id="39" w:name="claims-and-evidence"/>
     <w:p>
       <w:pPr>
         <w:pStyle w:val="Heading2"/>
@@ -913,6 +913,26 @@
           <w:rPr>
             <w:rStyle w:val="Hyperlink"/>
           </w:rPr>
+          <w:t xml:space="preserve">Cite a source once per passage</w:t>
+        </w:r>
+      </w:hyperlink>
+      <w:r>
+        <w:t xml:space="preserve">.</w:t>
+      </w:r>
+    </w:p>
+    <w:p>
+      <w:pPr>
+        <w:pStyle w:val="Compact"/>
+        <w:numPr>
+          <w:ilvl w:val="0"/>
+          <w:numId w:val="1002"/>
+        </w:numPr>
+      </w:pPr>
+      <w:hyperlink r:id="rId36">
+        <w:r>
+          <w:rPr>
+            <w:rStyle w:val="Hyperlink"/>
+          </w:rPr>
           <w:t xml:space="preserve">Link liberally</w:t>
         </w:r>
       </w:hyperlink>
@@ -931,7 +951,7 @@
           <w:numId w:val="1002"/>
         </w:numPr>
       </w:pPr>
-      <w:hyperlink r:id="rId36">
+      <w:hyperlink r:id="rId37">
         <w:r>
           <w:rPr>
             <w:rStyle w:val="Hyperlink"/>
@@ -954,7 +974,7 @@
           <w:numId w:val="1002"/>
         </w:numPr>
       </w:pPr>
-      <w:hyperlink r:id="rId37">
+      <w:hyperlink r:id="rId38">
         <w:r>
           <w:rPr>
             <w:rStyle w:val="Hyperlink"/>
@@ -972,8 +992,8 @@
         <w:t xml:space="preserve">name the topic, not its author, in headings and sentences.</w:t>
       </w:r>
     </w:p>
-    <w:bookmarkEnd w:id="38"/>
-    <w:bookmarkStart w:id="48" w:name="papers"/>
+    <w:bookmarkEnd w:id="39"/>
+    <w:bookmarkStart w:id="49" w:name="papers"/>
     <w:p>
       <w:pPr>
         <w:pStyle w:val="Heading2"/>
@@ -990,7 +1010,7 @@
           <w:numId w:val="1003"/>
         </w:numPr>
       </w:pPr>
-      <w:hyperlink r:id="rId39">
+      <w:hyperlink r:id="rId40">
         <w:r>
           <w:rPr>
             <w:rStyle w:val="Hyperlink"/>
@@ -1016,7 +1036,7 @@
           <w:numId w:val="1003"/>
         </w:numPr>
       </w:pPr>
-      <w:hyperlink r:id="rId40">
+      <w:hyperlink r:id="rId41">
         <w:r>
           <w:rPr>
             <w:rStyle w:val="Hyperlink"/>
@@ -1039,7 +1059,7 @@
           <w:numId w:val="1003"/>
         </w:numPr>
       </w:pPr>
-      <w:hyperlink r:id="rId41">
+      <w:hyperlink r:id="rId42">
         <w:r>
           <w:rPr>
             <w:rStyle w:val="Hyperlink"/>
@@ -1062,7 +1082,7 @@
           <w:numId w:val="1003"/>
         </w:numPr>
       </w:pPr>
-      <w:hyperlink r:id="rId42">
+      <w:hyperlink r:id="rId43">
         <w:r>
           <w:rPr>
             <w:rStyle w:val="Hyperlink"/>
@@ -1085,7 +1105,7 @@
           <w:numId w:val="1003"/>
         </w:numPr>
       </w:pPr>
-      <w:hyperlink r:id="rId43">
+      <w:hyperlink r:id="rId44">
         <w:r>
           <w:rPr>
             <w:rStyle w:val="Hyperlink"/>
@@ -1105,7 +1125,7 @@
           <w:numId w:val="1003"/>
         </w:numPr>
       </w:pPr>
-      <w:hyperlink r:id="rId44">
+      <w:hyperlink r:id="rId45">
         <w:r>
           <w:rPr>
             <w:rStyle w:val="Hyperlink"/>
@@ -1131,7 +1151,7 @@
           <w:numId w:val="1003"/>
         </w:numPr>
       </w:pPr>
-      <w:hyperlink r:id="rId45">
+      <w:hyperlink r:id="rId46">
         <w:r>
           <w:rPr>
             <w:rStyle w:val="Hyperlink"/>
@@ -1157,7 +1177,7 @@
       <w:r>
         <w:t xml:space="preserve"> </w:t>
       </w:r>
-      <w:hyperlink r:id="rId46">
+      <w:hyperlink r:id="rId47">
         <w:r>
           <w:rPr>
             <w:rStyle w:val="Hyperlink"/>
@@ -1177,7 +1197,7 @@
       <w:r>
         <w:t xml:space="preserve"> </w:t>
       </w:r>
-      <w:hyperlink r:id="rId47">
+      <w:hyperlink r:id="rId48">
         <w:r>
           <w:rPr>
             <w:rStyle w:val="Hyperlink"/>
@@ -1192,8 +1212,8 @@
         <w:t xml:space="preserve">before you submit.</w:t>
       </w:r>
     </w:p>
-    <w:bookmarkEnd w:id="48"/>
-    <w:bookmarkStart w:id="56" w:name="words"/>
+    <w:bookmarkEnd w:id="49"/>
+    <w:bookmarkStart w:id="57" w:name="words"/>
     <w:p>
       <w:pPr>
         <w:pStyle w:val="Heading2"/>
@@ -1210,7 +1230,7 @@
           <w:numId w:val="1004"/>
         </w:numPr>
       </w:pPr>
-      <w:hyperlink r:id="rId49">
+      <w:hyperlink r:id="rId50">
         <w:r>
           <w:rPr>
             <w:rStyle w:val="Hyperlink"/>
@@ -1233,7 +1253,7 @@
           <w:numId w:val="1004"/>
         </w:numPr>
       </w:pPr>
-      <w:hyperlink r:id="rId50">
+      <w:hyperlink r:id="rId51">
         <w:r>
           <w:rPr>
             <w:rStyle w:val="Hyperlink"/>
@@ -1253,7 +1273,7 @@
           <w:numId w:val="1004"/>
         </w:numPr>
       </w:pPr>
-      <w:hyperlink r:id="rId51">
+      <w:hyperlink r:id="rId52">
         <w:r>
           <w:rPr>
             <w:rStyle w:val="Hyperlink"/>
@@ -1273,7 +1293,7 @@
           <w:numId w:val="1004"/>
         </w:numPr>
       </w:pPr>
-      <w:hyperlink r:id="rId52">
+      <w:hyperlink r:id="rId53">
         <w:r>
           <w:rPr>
             <w:rStyle w:val="Hyperlink"/>
@@ -1308,7 +1328,7 @@
           <w:numId w:val="1004"/>
         </w:numPr>
       </w:pPr>
-      <w:hyperlink r:id="rId53">
+      <w:hyperlink r:id="rId54">
         <w:r>
           <w:rPr>
             <w:rStyle w:val="Hyperlink"/>
@@ -1328,7 +1348,7 @@
           <w:numId w:val="1004"/>
         </w:numPr>
       </w:pPr>
-      <w:hyperlink r:id="rId54">
+      <w:hyperlink r:id="rId55">
         <w:r>
           <w:rPr>
             <w:rStyle w:val="Hyperlink"/>
@@ -1354,7 +1374,7 @@
           <w:numId w:val="1004"/>
         </w:numPr>
       </w:pPr>
-      <w:hyperlink r:id="rId55">
+      <w:hyperlink r:id="rId56">
         <w:r>
           <w:rPr>
             <w:rStyle w:val="Hyperlink"/>
@@ -1366,8 +1386,8 @@
         <w:t xml:space="preserve">.</w:t>
       </w:r>
     </w:p>
-    <w:bookmarkEnd w:id="56"/>
-    <w:bookmarkStart w:id="71" w:name="writing-for-every-reader"/>
+    <w:bookmarkEnd w:id="57"/>
+    <w:bookmarkStart w:id="72" w:name="writing-for-every-reader"/>
     <w:p>
       <w:pPr>
         <w:pStyle w:val="Heading2"/>
@@ -1384,7 +1404,7 @@
           <w:numId w:val="1005"/>
         </w:numPr>
       </w:pPr>
-      <w:hyperlink r:id="rId57">
+      <w:hyperlink r:id="rId58">
         <w:r>
           <w:rPr>
             <w:rStyle w:val="Hyperlink"/>
@@ -1404,7 +1424,7 @@
           <w:numId w:val="1005"/>
         </w:numPr>
       </w:pPr>
-      <w:hyperlink r:id="rId58">
+      <w:hyperlink r:id="rId59">
         <w:r>
           <w:rPr>
             <w:rStyle w:val="Hyperlink"/>
@@ -1424,7 +1444,7 @@
           <w:numId w:val="1005"/>
         </w:numPr>
       </w:pPr>
-      <w:hyperlink r:id="rId59">
+      <w:hyperlink r:id="rId60">
         <w:r>
           <w:rPr>
             <w:rStyle w:val="Hyperlink"/>
@@ -1471,7 +1491,7 @@
           <w:numId w:val="1005"/>
         </w:numPr>
       </w:pPr>
-      <w:hyperlink r:id="rId60">
+      <w:hyperlink r:id="rId61">
         <w:r>
           <w:rPr>
             <w:rStyle w:val="Hyperlink"/>
@@ -1491,7 +1511,7 @@
           <w:numId w:val="1005"/>
         </w:numPr>
       </w:pPr>
-      <w:hyperlink r:id="rId61">
+      <w:hyperlink r:id="rId62">
         <w:r>
           <w:rPr>
             <w:rStyle w:val="Hyperlink"/>
@@ -1511,7 +1531,7 @@
       <w:r>
         <w:t xml:space="preserve"> </w:t>
       </w:r>
-      <w:hyperlink r:id="rId62">
+      <w:hyperlink r:id="rId63">
         <w:r>
           <w:rPr>
             <w:rStyle w:val="Hyperlink"/>
@@ -1531,7 +1551,7 @@
           <w:numId w:val="1005"/>
         </w:numPr>
       </w:pPr>
-      <w:hyperlink r:id="rId63">
+      <w:hyperlink r:id="rId64">
         <w:r>
           <w:rPr>
             <w:rStyle w:val="Hyperlink"/>
@@ -1551,7 +1571,7 @@
           <w:numId w:val="1005"/>
         </w:numPr>
       </w:pPr>
-      <w:hyperlink r:id="rId64">
+      <w:hyperlink r:id="rId65">
         <w:r>
           <w:rPr>
             <w:rStyle w:val="Hyperlink"/>
@@ -1571,7 +1591,7 @@
           <w:numId w:val="1005"/>
         </w:numPr>
       </w:pPr>
-      <w:hyperlink r:id="rId65">
+      <w:hyperlink r:id="rId66">
         <w:r>
           <w:rPr>
             <w:rStyle w:val="Hyperlink"/>
@@ -1591,7 +1611,7 @@
           <w:numId w:val="1005"/>
         </w:numPr>
       </w:pPr>
-      <w:hyperlink r:id="rId66">
+      <w:hyperlink r:id="rId67">
         <w:r>
           <w:rPr>
             <w:rStyle w:val="Hyperlink"/>
@@ -1611,7 +1631,7 @@
           <w:numId w:val="1005"/>
         </w:numPr>
       </w:pPr>
-      <w:hyperlink r:id="rId67">
+      <w:hyperlink r:id="rId68">
         <w:r>
           <w:rPr>
             <w:rStyle w:val="Hyperlink"/>
@@ -1631,7 +1651,7 @@
           <w:numId w:val="1005"/>
         </w:numPr>
       </w:pPr>
-      <w:hyperlink r:id="rId68">
+      <w:hyperlink r:id="rId69">
         <w:r>
           <w:rPr>
             <w:rStyle w:val="Hyperlink"/>
@@ -1651,7 +1671,7 @@
           <w:numId w:val="1005"/>
         </w:numPr>
       </w:pPr>
-      <w:hyperlink r:id="rId69">
+      <w:hyperlink r:id="rId70">
         <w:r>
           <w:rPr>
             <w:rStyle w:val="Hyperlink"/>
@@ -1671,7 +1691,7 @@
           <w:numId w:val="1005"/>
         </w:numPr>
       </w:pPr>
-      <w:hyperlink r:id="rId70">
+      <w:hyperlink r:id="rId71">
         <w:r>
           <w:rPr>
             <w:rStyle w:val="Hyperlink"/>
@@ -1683,8 +1703,8 @@
         <w:t xml:space="preserve">.</w:t>
       </w:r>
     </w:p>
-    <w:bookmarkEnd w:id="71"/>
-    <w:bookmarkStart w:id="83" w:name="sentences"/>
+    <w:bookmarkEnd w:id="72"/>
+    <w:bookmarkStart w:id="84" w:name="sentences"/>
     <w:p>
       <w:pPr>
         <w:pStyle w:val="Heading2"/>
@@ -1701,7 +1721,7 @@
           <w:numId w:val="1006"/>
         </w:numPr>
       </w:pPr>
-      <w:hyperlink r:id="rId72">
+      <w:hyperlink r:id="rId73">
         <w:r>
           <w:rPr>
             <w:rStyle w:val="Hyperlink"/>
@@ -1745,7 +1765,7 @@
           <w:numId w:val="1006"/>
         </w:numPr>
       </w:pPr>
-      <w:hyperlink r:id="rId73">
+      <w:hyperlink r:id="rId74">
         <w:r>
           <w:rPr>
             <w:rStyle w:val="Hyperlink"/>
@@ -1813,7 +1833,7 @@
           <w:numId w:val="1006"/>
         </w:numPr>
       </w:pPr>
-      <w:hyperlink r:id="rId74">
+      <w:hyperlink r:id="rId75">
         <w:r>
           <w:rPr>
             <w:rStyle w:val="Hyperlink"/>
@@ -1881,7 +1901,7 @@
           <w:numId w:val="1006"/>
         </w:numPr>
       </w:pPr>
-      <w:hyperlink r:id="rId75">
+      <w:hyperlink r:id="rId76">
         <w:r>
           <w:rPr>
             <w:rStyle w:val="Hyperlink"/>
@@ -1901,7 +1921,7 @@
           <w:numId w:val="1006"/>
         </w:numPr>
       </w:pPr>
-      <w:hyperlink r:id="rId76">
+      <w:hyperlink r:id="rId77">
         <w:r>
           <w:rPr>
             <w:rStyle w:val="Hyperlink"/>
@@ -1921,7 +1941,7 @@
           <w:numId w:val="1006"/>
         </w:numPr>
       </w:pPr>
-      <w:hyperlink r:id="rId77">
+      <w:hyperlink r:id="rId78">
         <w:r>
           <w:rPr>
             <w:rStyle w:val="Hyperlink"/>
@@ -1941,7 +1961,7 @@
           <w:numId w:val="1006"/>
         </w:numPr>
       </w:pPr>
-      <w:hyperlink r:id="rId78">
+      <w:hyperlink r:id="rId79">
         <w:r>
           <w:rPr>
             <w:rStyle w:val="Hyperlink"/>
@@ -1967,7 +1987,7 @@
           <w:numId w:val="1006"/>
         </w:numPr>
       </w:pPr>
-      <w:hyperlink r:id="rId79">
+      <w:hyperlink r:id="rId80">
         <w:r>
           <w:rPr>
             <w:rStyle w:val="Hyperlink"/>
@@ -1987,7 +2007,7 @@
           <w:numId w:val="1006"/>
         </w:numPr>
       </w:pPr>
-      <w:hyperlink r:id="rId80">
+      <w:hyperlink r:id="rId81">
         <w:r>
           <w:rPr>
             <w:rStyle w:val="Hyperlink"/>
@@ -2007,7 +2027,7 @@
           <w:numId w:val="1006"/>
         </w:numPr>
       </w:pPr>
-      <w:hyperlink r:id="rId81">
+      <w:hyperlink r:id="rId82">
         <w:r>
           <w:rPr>
             <w:rStyle w:val="Hyperlink"/>
@@ -2027,7 +2047,7 @@
           <w:numId w:val="1006"/>
         </w:numPr>
       </w:pPr>
-      <w:hyperlink r:id="rId82">
+      <w:hyperlink r:id="rId83">
         <w:r>
           <w:rPr>
             <w:rStyle w:val="Hyperlink"/>
@@ -2039,8 +2059,8 @@
         <w:t xml:space="preserve">.</w:t>
       </w:r>
     </w:p>
-    <w:bookmarkEnd w:id="83"/>
-    <w:bookmarkStart w:id="98" w:name="teaching-materials"/>
+    <w:bookmarkEnd w:id="84"/>
+    <w:bookmarkStart w:id="99" w:name="teaching-materials"/>
     <w:p>
       <w:pPr>
         <w:pStyle w:val="Heading2"/>
@@ -2057,7 +2077,7 @@
           <w:numId w:val="1007"/>
         </w:numPr>
       </w:pPr>
-      <w:hyperlink r:id="rId84">
+      <w:hyperlink r:id="rId85">
         <w:r>
           <w:rPr>
             <w:rStyle w:val="Hyperlink"/>
@@ -2077,7 +2097,7 @@
           <w:numId w:val="1007"/>
         </w:numPr>
       </w:pPr>
-      <w:hyperlink r:id="rId85">
+      <w:hyperlink r:id="rId86">
         <w:r>
           <w:rPr>
             <w:rStyle w:val="Hyperlink"/>
@@ -2097,7 +2117,7 @@
           <w:numId w:val="1007"/>
         </w:numPr>
       </w:pPr>
-      <w:hyperlink r:id="rId86">
+      <w:hyperlink r:id="rId87">
         <w:r>
           <w:rPr>
             <w:rStyle w:val="Hyperlink"/>
@@ -2120,7 +2140,7 @@
           <w:numId w:val="1007"/>
         </w:numPr>
       </w:pPr>
-      <w:hyperlink r:id="rId87">
+      <w:hyperlink r:id="rId88">
         <w:r>
           <w:rPr>
             <w:rStyle w:val="Hyperlink"/>
@@ -2140,7 +2160,7 @@
           <w:numId w:val="1007"/>
         </w:numPr>
       </w:pPr>
-      <w:hyperlink r:id="rId88">
+      <w:hyperlink r:id="rId89">
         <w:r>
           <w:rPr>
             <w:rStyle w:val="Hyperlink"/>
@@ -2160,7 +2180,7 @@
           <w:numId w:val="1007"/>
         </w:numPr>
       </w:pPr>
-      <w:hyperlink r:id="rId89">
+      <w:hyperlink r:id="rId90">
         <w:r>
           <w:rPr>
             <w:rStyle w:val="Hyperlink"/>
@@ -2180,7 +2200,7 @@
           <w:numId w:val="1007"/>
         </w:numPr>
       </w:pPr>
-      <w:hyperlink r:id="rId90">
+      <w:hyperlink r:id="rId91">
         <w:r>
           <w:rPr>
             <w:rStyle w:val="Hyperlink"/>
@@ -2200,7 +2220,7 @@
           <w:numId w:val="1007"/>
         </w:numPr>
       </w:pPr>
-      <w:hyperlink r:id="rId91">
+      <w:hyperlink r:id="rId92">
         <w:r>
           <w:rPr>
             <w:rStyle w:val="Hyperlink"/>
@@ -2220,7 +2240,7 @@
           <w:numId w:val="1007"/>
         </w:numPr>
       </w:pPr>
-      <w:hyperlink r:id="rId92">
+      <w:hyperlink r:id="rId93">
         <w:r>
           <w:rPr>
             <w:rStyle w:val="Hyperlink"/>
@@ -2240,7 +2260,7 @@
           <w:numId w:val="1007"/>
         </w:numPr>
       </w:pPr>
-      <w:hyperlink r:id="rId93">
+      <w:hyperlink r:id="rId94">
         <w:r>
           <w:rPr>
             <w:rStyle w:val="Hyperlink"/>
@@ -2263,7 +2283,7 @@
           <w:numId w:val="1007"/>
         </w:numPr>
       </w:pPr>
-      <w:hyperlink r:id="rId94">
+      <w:hyperlink r:id="rId95">
         <w:r>
           <w:rPr>
             <w:rStyle w:val="Hyperlink"/>
@@ -2283,7 +2303,7 @@
           <w:numId w:val="1007"/>
         </w:numPr>
       </w:pPr>
-      <w:hyperlink r:id="rId95">
+      <w:hyperlink r:id="rId96">
         <w:r>
           <w:rPr>
             <w:rStyle w:val="Hyperlink"/>
@@ -2303,7 +2323,7 @@
           <w:numId w:val="1007"/>
         </w:numPr>
       </w:pPr>
-      <w:hyperlink r:id="rId96">
+      <w:hyperlink r:id="rId97">
         <w:r>
           <w:rPr>
             <w:rStyle w:val="Hyperlink"/>
@@ -2338,7 +2358,7 @@
           <w:numId w:val="1007"/>
         </w:numPr>
       </w:pPr>
-      <w:hyperlink r:id="rId97">
+      <w:hyperlink r:id="rId98">
         <w:r>
           <w:rPr>
             <w:rStyle w:val="Hyperlink"/>
@@ -2356,8 +2376,8 @@
         <w:t xml:space="preserve">and remove any existing credit to your own work, but keep what that work itself credits.</w:t>
       </w:r>
     </w:p>
-    <w:bookmarkEnd w:id="98"/>
-    <w:bookmarkStart w:id="102" w:name="software-text"/>
+    <w:bookmarkEnd w:id="99"/>
+    <w:bookmarkStart w:id="103" w:name="software-text"/>
     <w:p>
       <w:pPr>
         <w:pStyle w:val="Heading2"/>
@@ -2374,7 +2394,7 @@
           <w:numId w:val="1008"/>
         </w:numPr>
       </w:pPr>
-      <w:hyperlink r:id="rId99">
+      <w:hyperlink r:id="rId100">
         <w:r>
           <w:rPr>
             <w:rStyle w:val="Hyperlink"/>
@@ -2397,7 +2417,7 @@
           <w:numId w:val="1008"/>
         </w:numPr>
       </w:pPr>
-      <w:hyperlink r:id="rId100">
+      <w:hyperlink r:id="rId101">
         <w:r>
           <w:rPr>
             <w:rStyle w:val="Hyperlink"/>
@@ -2417,7 +2437,7 @@
           <w:numId w:val="1008"/>
         </w:numPr>
       </w:pPr>
-      <w:hyperlink r:id="rId101">
+      <w:hyperlink r:id="rId102">
         <w:r>
           <w:rPr>
             <w:rStyle w:val="Hyperlink"/>
@@ -2429,8 +2449,8 @@
         <w:t xml:space="preserve">.</w:t>
       </w:r>
     </w:p>
-    <w:bookmarkEnd w:id="102"/>
-    <w:bookmarkStart w:id="106" w:name="thinking"/>
+    <w:bookmarkEnd w:id="103"/>
+    <w:bookmarkStart w:id="107" w:name="thinking"/>
     <w:p>
       <w:pPr>
         <w:pStyle w:val="Heading2"/>
@@ -2447,7 +2467,7 @@
           <w:numId w:val="1009"/>
         </w:numPr>
       </w:pPr>
-      <w:hyperlink r:id="rId103">
+      <w:hyperlink r:id="rId104">
         <w:r>
           <w:rPr>
             <w:rStyle w:val="Hyperlink"/>
@@ -2467,7 +2487,7 @@
           <w:numId w:val="1009"/>
         </w:numPr>
       </w:pPr>
-      <w:hyperlink r:id="rId104">
+      <w:hyperlink r:id="rId105">
         <w:r>
           <w:rPr>
             <w:rStyle w:val="Hyperlink"/>
@@ -2487,7 +2507,7 @@
           <w:numId w:val="1009"/>
         </w:numPr>
       </w:pPr>
-      <w:hyperlink r:id="rId105">
+      <w:hyperlink r:id="rId106">
         <w:r>
           <w:rPr>
             <w:rStyle w:val="Hyperlink"/>
@@ -2499,7 +2519,7 @@
         <w:t xml:space="preserve">.</w:t>
       </w:r>
     </w:p>
-    <w:bookmarkEnd w:id="106"/>
+    <w:bookmarkEnd w:id="107"/>
     <w:sectPr>
       <w:footnotePr>
         <w:numRestart w:val="eachSect"/>

--- a/pr-preview/pr-275/chapters/summary-tracked-changes.docx
+++ b/pr-preview/pr-275/chapters/summary-tracked-changes.docx
@@ -16,7 +16,7 @@
       </w:pPr>
       <w:del w:id="1" w:author="PR Preview" w:date="2026-01-01T00:00:00Z">
         <w:r>
-          <w:delText xml:space="preserve">Last modified: 2026-10-18 23:56:20 (PDT)</w:delText>
+          <w:delText xml:space="preserve">Last modified: 2026-10-19 00:03:25 (PDT)</w:delText>
         </w:r>
       </w:del>
     </w:p>
@@ -26,7 +26,7 @@
       </w:pPr>
       <w:ins w:id="2" w:author="PR Preview" w:date="2026-01-01T00:00:00Z">
         <w:r>
-          <w:t xml:space="preserve">Last modified: 2026-10-19 00:02:51 (PDT)</w:t>
+          <w:t xml:space="preserve">Last modified: 2026-10-19 00:09:40 (PDT)</w:t>
         </w:r>
       </w:ins>
     </w:p>
@@ -622,7 +622,37 @@
         <w:t xml:space="preserve"> </w:t>
       </w:r>
       <w:r>
-        <w:t xml:space="preserve">after.</w:t>
+        <w:t xml:space="preserve">after,</w:t>
+      </w:r>
+      <w:r>
+        <w:t xml:space="preserve"> </w:t>
+      </w:r>
+      <w:r>
+        <w:t xml:space="preserve">and call each a</w:t>
+      </w:r>
+      <w:r>
+        <w:t xml:space="preserve"> </w:t>
+      </w:r>
+      <w:r>
+        <w:t xml:space="preserve">“variable”</w:t>
+      </w:r>
+      <w:r>
+        <w:t xml:space="preserve"> </w:t>
+      </w:r>
+      <w:r>
+        <w:t xml:space="preserve">or a</w:t>
+      </w:r>
+      <w:r>
+        <w:t xml:space="preserve"> </w:t>
+      </w:r>
+      <w:r>
+        <w:t xml:space="preserve">“value”</w:t>
+      </w:r>
+      <w:r>
+        <w:t xml:space="preserve"> </w:t>
+      </w:r>
+      <w:r>
+        <w:t xml:space="preserve">in the words too.</w:t>
       </w:r>
     </w:p>
     <w:p>
